--- a/pr-preview/pr-198/chapters/defining-terms.docx
+++ b/pr-preview/pr-198/chapters/defining-terms.docx
@@ -15,7 +15,7 @@
         <w:pStyle w:val="Date"/>
       </w:pPr>
       <w:r>
-        <w:t xml:space="preserve">Last modified: 2026-10-14 01:41:09 (PDT)</w:t>
+        <w:t xml:space="preserve">Last modified: 2026-10-14 01:48:37 (PDT)</w:t>
       </w:r>
     </w:p>
     <w:p>

--- a/pr-preview/pr-198/chapters/defining-terms.docx
+++ b/pr-preview/pr-198/chapters/defining-terms.docx
@@ -15,7 +15,7 @@
         <w:pStyle w:val="Date"/>
       </w:pPr>
       <w:r>
-        <w:t xml:space="preserve">Last modified: 2026-10-14 01:48:37 (PDT)</w:t>
+        <w:t xml:space="preserve">Last modified: 2026-10-16 10:24:20 (PDT)</w:t>
       </w:r>
     </w:p>
     <w:p>
@@ -490,7 +490,7 @@
       </w:r>
     </w:p>
     <w:bookmarkEnd w:id="15"/>
-    <w:bookmarkStart w:id="17" w:name="guidelines-for-defining-terms"/>
+    <w:bookmarkStart w:id="18" w:name="guidelines-for-defining-terms"/>
     <w:p>
       <w:pPr>
         <w:pStyle w:val="Heading2"/>
@@ -657,16 +657,21 @@
         <w:t xml:space="preserve"> </w:t>
       </w:r>
       <m:oMath>
-        <m:acc>
-          <m:accPr>
-            <m:chr m:val="⃗"/>
-          </m:accPr>
+        <m:limLow>
           <m:e>
             <m:r>
               <m:t>θ</m:t>
             </m:r>
           </m:e>
-        </m:acc>
+          <m:lim>
+            <m:r>
+              <m:rPr>
+                <m:sty m:val="p"/>
+              </m:rPr>
+              <m:t>∼</m:t>
+            </m:r>
+          </m:lim>
+        </m:limLow>
       </m:oMath>
       <w:r>
         <w:t xml:space="preserve"> </w:t>
@@ -684,16 +689,21 @@
         <w:t xml:space="preserve"> </w:t>
       </w:r>
       <m:oMath>
-        <m:acc>
-          <m:accPr>
-            <m:chr m:val="⃗"/>
-          </m:accPr>
+        <m:limLow>
           <m:e>
             <m:r>
               <m:t>θ</m:t>
             </m:r>
           </m:e>
-        </m:acc>
+          <m:lim>
+            <m:r>
+              <m:rPr>
+                <m:sty m:val="p"/>
+              </m:rPr>
+              <m:t>∼</m:t>
+            </m:r>
+          </m:lim>
+        </m:limLow>
       </m:oMath>
       <w:r>
         <w:t xml:space="preserve"> </w:t>
@@ -752,16 +762,21 @@
               <m:chr m:val="̂"/>
             </m:accPr>
             <m:e>
-              <m:acc>
-                <m:accPr>
-                  <m:chr m:val="⃗"/>
-                </m:accPr>
+              <m:limLow>
                 <m:e>
                   <m:r>
                     <m:t>θ</m:t>
                   </m:r>
                 </m:e>
-              </m:acc>
+                <m:lim>
+                  <m:r>
+                    <m:rPr>
+                      <m:sty m:val="p"/>
+                    </m:rPr>
+                    <m:t>∼</m:t>
+                  </m:r>
+                </m:lim>
+              </m:limLow>
             </m:e>
           </m:acc>
           <m:box>
@@ -793,16 +808,21 @@
               </m:r>
             </m:e>
             <m:lim>
-              <m:acc>
-                <m:accPr>
-                  <m:chr m:val="⃗"/>
-                </m:accPr>
+              <m:limLow>
                 <m:e>
                   <m:r>
                     <m:t>θ</m:t>
                   </m:r>
                 </m:e>
-              </m:acc>
+                <m:lim>
+                  <m:r>
+                    <m:rPr>
+                      <m:sty m:val="p"/>
+                    </m:rPr>
+                    <m:t>∼</m:t>
+                  </m:r>
+                </m:lim>
+              </m:limLow>
             </m:lim>
           </m:limLow>
           <m:r>
@@ -818,16 +838,21 @@
             </m:rPr>
             <m:t>(</m:t>
           </m:r>
-          <m:acc>
-            <m:accPr>
-              <m:chr m:val="⃗"/>
-            </m:accPr>
+          <m:limLow>
             <m:e>
               <m:r>
                 <m:t>θ</m:t>
               </m:r>
             </m:e>
-          </m:acc>
+            <m:lim>
+              <m:r>
+                <m:rPr>
+                  <m:sty m:val="p"/>
+                </m:rPr>
+                <m:t>∼</m:t>
+              </m:r>
+            </m:lim>
+          </m:limLow>
           <m:r>
             <m:rPr>
               <m:sty m:val="p"/>
@@ -2186,6 +2211,210 @@
           <w:b/>
           <w:bCs/>
         </w:rPr>
+        <w:t xml:space="preserve">Define and link every technical term at its first use in each div:</w:t>
+      </w:r>
+      <w:r>
+        <w:t xml:space="preserve"> </w:t>
+      </w:r>
+      <w:r>
+        <w:t xml:space="preserve">Inside a definition, theorem, example or other div,</w:t>
+      </w:r>
+      <w:r>
+        <w:t xml:space="preserve"> </w:t>
+      </w:r>
+      <w:r>
+        <w:t xml:space="preserve">link a technical term to its formal definition the first time it appears in that div.</w:t>
+      </w:r>
+      <w:r>
+        <w:t xml:space="preserve"> </w:t>
+      </w:r>
+      <w:r>
+        <w:t xml:space="preserve">Outside divs, link it the first time it appears in each prose passage.</w:t>
+      </w:r>
+      <w:r>
+        <w:t xml:space="preserve"> </w:t>
+      </w:r>
+      <w:r>
+        <w:t xml:space="preserve">A link in an earlier div does not carry over,</w:t>
+      </w:r>
+      <w:r>
+        <w:t xml:space="preserve"> </w:t>
+      </w:r>
+      <w:r>
+        <w:t xml:space="preserve">because readers jump into the middle of a page.</w:t>
+      </w:r>
+      <w:r>
+        <w:t xml:space="preserve"> </w:t>
+      </w:r>
+      <w:r>
+        <w:t xml:space="preserve">Link once per div or passage, not at every mention.</w:t>
+      </w:r>
+      <w:r>
+        <w:t xml:space="preserve"> </w:t>
+      </w:r>
+      <w:r>
+        <w:t xml:space="preserve">If the term has no formal definition yet,</w:t>
+      </w:r>
+      <w:r>
+        <w:t xml:space="preserve"> </w:t>
+      </w:r>
+      <w:r>
+        <w:t xml:space="preserve">write the definition in its own definition div,</w:t>
+      </w:r>
+      <w:r>
+        <w:t xml:space="preserve"> </w:t>
+      </w:r>
+      <w:r>
+        <w:t xml:space="preserve">then link to it.</w:t>
+      </w:r>
+      <w:r>
+        <w:t xml:space="preserve"> </w:t>
+      </w:r>
+      <w:r>
+        <w:t xml:space="preserve">In a series of related documents, such as course notes,</w:t>
+      </w:r>
+      <w:r>
+        <w:t xml:space="preserve"> </w:t>
+      </w:r>
+      <w:r>
+        <w:t xml:space="preserve">first look for a definition in an earlier document</w:t>
+      </w:r>
+      <w:r>
+        <w:t xml:space="preserve"> </w:t>
+      </w:r>
+      <w:r>
+        <w:t xml:space="preserve">and link to it if one exists.</w:t>
+      </w:r>
+      <w:r>
+        <w:t xml:space="preserve"> </w:t>
+      </w:r>
+      <w:r>
+        <w:t xml:space="preserve">Otherwise write the definition in the earliest document that needs the term.</w:t>
+      </w:r>
+      <w:r>
+        <w:t xml:space="preserve"> </w:t>
+      </w:r>
+      <w:r>
+        <w:t xml:space="preserve">A passage is the prose outside divs between one heading and the next,</w:t>
+      </w:r>
+      <w:r>
+        <w:t xml:space="preserve"> </w:t>
+      </w:r>
+      <w:r>
+        <w:t xml:space="preserve">and each div counts separately from the passage around it</w:t>
+      </w:r>
+      <w:r>
+        <w:t xml:space="preserve"> </w:t>
+      </w:r>
+      <w:r>
+        <w:t xml:space="preserve">and from every other div.</w:t>
+      </w:r>
+      <w:r>
+        <w:t xml:space="preserve"> </w:t>
+      </w:r>
+      <w:r>
+        <w:t xml:space="preserve">For example, if a div defines noise as the outcome minus the</w:t>
+      </w:r>
+      <w:r>
+        <w:t xml:space="preserve"> </w:t>
+      </w:r>
+      <w:r>
+        <w:t xml:space="preserve">“true function”</w:t>
+      </w:r>
+      <w:r>
+        <w:t xml:space="preserve">,</w:t>
+      </w:r>
+      <w:r>
+        <w:t xml:space="preserve"> </w:t>
+      </w:r>
+      <w:r>
+        <w:t xml:space="preserve">link the term as</w:t>
+      </w:r>
+      <w:r>
+        <w:t xml:space="preserve"> </w:t>
+      </w:r>
+      <w:r>
+        <w:rPr>
+          <w:rStyle w:val="VerbatimChar"/>
+        </w:rPr>
+        <w:t xml:space="preserve">[true function](#def-true-function)</w:t>
+      </w:r>
+      <w:r>
+        <w:t xml:space="preserve">,</w:t>
+      </w:r>
+      <w:r>
+        <w:t xml:space="preserve"> </w:t>
+      </w:r>
+      <w:r>
+        <w:t xml:space="preserve">and first add a definition div with that ID if the document lacks one.</w:t>
+      </w:r>
+      <w:r>
+        <w:t xml:space="preserve"> </w:t>
+      </w:r>
+      <w:r>
+        <w:t xml:space="preserve">A counterexample: the definition of noise links</w:t>
+      </w:r>
+      <w:r>
+        <w:t xml:space="preserve"> </w:t>
+      </w:r>
+      <w:r>
+        <w:t xml:space="preserve">“mean”</w:t>
+      </w:r>
+      <w:r>
+        <w:t xml:space="preserve">.</w:t>
+      </w:r>
+      <w:r>
+        <w:t xml:space="preserve"> </w:t>
+      </w:r>
+      <w:r>
+        <w:t xml:space="preserve">The example block after it also uses</w:t>
+      </w:r>
+      <w:r>
+        <w:t xml:space="preserve"> </w:t>
+      </w:r>
+      <w:r>
+        <w:t xml:space="preserve">“mean”</w:t>
+      </w:r>
+      <w:r>
+        <w:t xml:space="preserve">,</w:t>
+      </w:r>
+      <w:r>
+        <w:t xml:space="preserve"> </w:t>
+      </w:r>
+      <w:r>
+        <w:t xml:space="preserve">but without a link, wrongly assuming the earlier link carries over.</w:t>
+      </w:r>
+      <w:r>
+        <w:t xml:space="preserve"> </w:t>
+      </w:r>
+      <w:r>
+        <w:t xml:space="preserve">The example block should link</w:t>
+      </w:r>
+      <w:r>
+        <w:t xml:space="preserve"> </w:t>
+      </w:r>
+      <w:r>
+        <w:t xml:space="preserve">“mean”</w:t>
+      </w:r>
+      <w:r>
+        <w:t xml:space="preserve"> </w:t>
+      </w:r>
+      <w:r>
+        <w:t xml:space="preserve">at its own first use.</w:t>
+      </w:r>
+    </w:p>
+    <w:p>
+      <w:pPr>
+        <w:numPr>
+          <w:ilvl w:val="0"/>
+          <w:numId w:val="1001"/>
+        </w:numPr>
+      </w:pPr>
+      <w:r>
+        <w:rPr>
+          <w:b/>
+          <w:bCs/>
+        </w:rPr>
         <w:t xml:space="preserve">Do not presuppose what the reader has not met:</w:t>
       </w:r>
       <w:r>
@@ -2591,7 +2820,600 @@
       <w:r>
         <w:t xml:space="preserve">including a term defined in passing.</w:t>
       </w:r>
-    </w:p>
+      <w:r>
+        <w:t xml:space="preserve"> </w:t>
+      </w:r>
+      <w:r>
+        <w:t xml:space="preserve">Give closely related terms separate divs too:</w:t>
+      </w:r>
+      <w:r>
+        <w:t xml:space="preserve"> </w:t>
+      </w:r>
+      <w:r>
+        <w:t xml:space="preserve">only full synonyms share one (see</w:t>
+      </w:r>
+      <w:r>
+        <w:t xml:space="preserve"> </w:t>
+      </w:r>
+      <w:r>
+        <w:rPr>
+          <w:i/>
+          <w:iCs/>
+        </w:rPr>
+        <w:t xml:space="preserve">Name the synonyms</w:t>
+      </w:r>
+      <w:r>
+        <w:t xml:space="preserve"> </w:t>
+      </w:r>
+      <w:r>
+        <w:t xml:space="preserve">below).</w:t>
+      </w:r>
+      <w:r>
+        <w:t xml:space="preserve"> </w:t>
+      </w:r>
+      <w:r>
+        <w:t xml:space="preserve">For example, the left and right distributive laws are two properties,</w:t>
+      </w:r>
+      <w:r>
+        <w:t xml:space="preserve"> </w:t>
+      </w:r>
+      <w:r>
+        <w:t xml:space="preserve">each with its own identifier, example and exercise,</w:t>
+      </w:r>
+      <w:r>
+        <w:t xml:space="preserve"> </w:t>
+      </w:r>
+      <w:r>
+        <w:t xml:space="preserve">so define them in two divs.</w:t>
+      </w:r>
+      <w:r>
+        <w:t xml:space="preserve"> </w:t>
+      </w:r>
+      <w:r>
+        <w:t xml:space="preserve">A reader who needs one of them can then link to exactly that one.</w:t>
+      </w:r>
+    </w:p>
+    <w:bookmarkStart w:id="16" w:name="exm-one-definition-per-div"/>
+    <w:p>
+      <w:pPr>
+        <w:numPr>
+          <w:ilvl w:val="0"/>
+          <w:numId w:val="1000"/>
+        </w:numPr>
+      </w:pPr>
+      <w:r>
+        <w:rPr>
+          <w:b/>
+          <w:bCs/>
+        </w:rPr>
+        <w:t xml:space="preserve">Example 5 (Splitting two related definitions)</w:t>
+      </w:r>
+      <w:r>
+        <w:t xml:space="preserve"> </w:t>
+      </w:r>
+      <w:r>
+        <w:t xml:space="preserve"> </w:t>
+      </w:r>
+    </w:p>
+    <w:p>
+      <w:pPr>
+        <w:pStyle w:val="BlockText"/>
+        <w:numPr>
+          <w:ilvl w:val="0"/>
+          <w:numId w:val="1000"/>
+        </w:numPr>
+      </w:pPr>
+      <w:r>
+        <w:t xml:space="preserve">❌</w:t>
+      </w:r>
+      <w:r>
+        <w:t xml:space="preserve"> </w:t>
+      </w:r>
+      <w:r>
+        <w:rPr>
+          <w:b/>
+          <w:bCs/>
+        </w:rPr>
+        <w:t xml:space="preserve">Definition (distributive laws).</w:t>
+      </w:r>
+      <w:r>
+        <w:t xml:space="preserve"> </w:t>
+      </w:r>
+      <w:r>
+        <w:t xml:space="preserve">Multiplication</w:t>
+      </w:r>
+      <w:r>
+        <w:t xml:space="preserve"> </w:t>
+      </w:r>
+      <w:r>
+        <w:rPr>
+          <w:i/>
+          <w:iCs/>
+        </w:rPr>
+        <w:t xml:space="preserve">distributes over addition on the left</w:t>
+      </w:r>
+      <w:r>
+        <w:t xml:space="preserve"> </w:t>
+      </w:r>
+      <w:r>
+        <w:t xml:space="preserve">if</w:t>
+      </w:r>
+      <w:r>
+        <w:t xml:space="preserve"> </w:t>
+      </w:r>
+      <m:oMath>
+        <m:r>
+          <m:t>a</m:t>
+        </m:r>
+        <m:r>
+          <m:rPr>
+            <m:sty m:val="p"/>
+          </m:rPr>
+          <m:t>(</m:t>
+        </m:r>
+        <m:r>
+          <m:t>b</m:t>
+        </m:r>
+        <m:r>
+          <m:rPr>
+            <m:sty m:val="p"/>
+          </m:rPr>
+          <m:t>+</m:t>
+        </m:r>
+        <m:r>
+          <m:t>c</m:t>
+        </m:r>
+        <m:r>
+          <m:rPr>
+            <m:sty m:val="p"/>
+          </m:rPr>
+          <m:t>)</m:t>
+        </m:r>
+        <m:r>
+          <m:rPr>
+            <m:sty m:val="p"/>
+          </m:rPr>
+          <m:t>=</m:t>
+        </m:r>
+        <m:r>
+          <m:t>a</m:t>
+        </m:r>
+        <m:r>
+          <m:t>b</m:t>
+        </m:r>
+        <m:r>
+          <m:rPr>
+            <m:sty m:val="p"/>
+          </m:rPr>
+          <m:t>+</m:t>
+        </m:r>
+        <m:r>
+          <m:t>a</m:t>
+        </m:r>
+        <m:r>
+          <m:t>c</m:t>
+        </m:r>
+      </m:oMath>
+      <w:r>
+        <w:t xml:space="preserve"> </w:t>
+      </w:r>
+      <w:r>
+        <w:t xml:space="preserve">and</w:t>
+      </w:r>
+      <w:r>
+        <w:t xml:space="preserve"> </w:t>
+      </w:r>
+      <w:r>
+        <w:rPr>
+          <w:i/>
+          <w:iCs/>
+        </w:rPr>
+        <w:t xml:space="preserve">on the right</w:t>
+      </w:r>
+      <w:r>
+        <w:t xml:space="preserve"> </w:t>
+      </w:r>
+      <w:r>
+        <w:t xml:space="preserve">if</w:t>
+      </w:r>
+      <w:r>
+        <w:t xml:space="preserve"> </w:t>
+      </w:r>
+      <m:oMath>
+        <m:r>
+          <m:rPr>
+            <m:sty m:val="p"/>
+          </m:rPr>
+          <m:t>(</m:t>
+        </m:r>
+        <m:r>
+          <m:t>a</m:t>
+        </m:r>
+        <m:r>
+          <m:rPr>
+            <m:sty m:val="p"/>
+          </m:rPr>
+          <m:t>+</m:t>
+        </m:r>
+        <m:r>
+          <m:t>b</m:t>
+        </m:r>
+        <m:r>
+          <m:rPr>
+            <m:sty m:val="p"/>
+          </m:rPr>
+          <m:t>)</m:t>
+        </m:r>
+        <m:r>
+          <m:t>c</m:t>
+        </m:r>
+        <m:r>
+          <m:rPr>
+            <m:sty m:val="p"/>
+          </m:rPr>
+          <m:t>=</m:t>
+        </m:r>
+        <m:r>
+          <m:t>a</m:t>
+        </m:r>
+        <m:r>
+          <m:t>c</m:t>
+        </m:r>
+        <m:r>
+          <m:rPr>
+            <m:sty m:val="p"/>
+          </m:rPr>
+          <m:t>+</m:t>
+        </m:r>
+        <m:r>
+          <m:t>b</m:t>
+        </m:r>
+        <m:r>
+          <m:t>c</m:t>
+        </m:r>
+      </m:oMath>
+      <w:r>
+        <w:t xml:space="preserve">.</w:t>
+      </w:r>
+    </w:p>
+    <w:p>
+      <w:pPr>
+        <w:pStyle w:val="BlockText"/>
+        <w:numPr>
+          <w:ilvl w:val="0"/>
+          <w:numId w:val="1000"/>
+        </w:numPr>
+      </w:pPr>
+      <w:r>
+        <w:t xml:space="preserve">✅</w:t>
+      </w:r>
+      <w:r>
+        <w:t xml:space="preserve"> </w:t>
+      </w:r>
+      <w:r>
+        <w:rPr>
+          <w:b/>
+          <w:bCs/>
+        </w:rPr>
+        <w:t xml:space="preserve">Definition (left distributivity).</w:t>
+      </w:r>
+      <w:r>
+        <w:t xml:space="preserve"> </w:t>
+      </w:r>
+      <w:r>
+        <w:t xml:space="preserve">Multiplication</w:t>
+      </w:r>
+      <w:r>
+        <w:t xml:space="preserve"> </w:t>
+      </w:r>
+      <w:r>
+        <w:rPr>
+          <w:i/>
+          <w:iCs/>
+        </w:rPr>
+        <w:t xml:space="preserve">distributes over addition on the left</w:t>
+      </w:r>
+      <w:r>
+        <w:t xml:space="preserve"> </w:t>
+      </w:r>
+      <w:r>
+        <w:t xml:space="preserve">if</w:t>
+      </w:r>
+      <w:r>
+        <w:t xml:space="preserve"> </w:t>
+      </w:r>
+      <m:oMath>
+        <m:r>
+          <m:t>a</m:t>
+        </m:r>
+        <m:r>
+          <m:rPr>
+            <m:sty m:val="p"/>
+          </m:rPr>
+          <m:t>(</m:t>
+        </m:r>
+        <m:r>
+          <m:t>b</m:t>
+        </m:r>
+        <m:r>
+          <m:rPr>
+            <m:sty m:val="p"/>
+          </m:rPr>
+          <m:t>+</m:t>
+        </m:r>
+        <m:r>
+          <m:t>c</m:t>
+        </m:r>
+        <m:r>
+          <m:rPr>
+            <m:sty m:val="p"/>
+          </m:rPr>
+          <m:t>)</m:t>
+        </m:r>
+        <m:r>
+          <m:rPr>
+            <m:sty m:val="p"/>
+          </m:rPr>
+          <m:t>=</m:t>
+        </m:r>
+        <m:r>
+          <m:t>a</m:t>
+        </m:r>
+        <m:r>
+          <m:t>b</m:t>
+        </m:r>
+        <m:r>
+          <m:rPr>
+            <m:sty m:val="p"/>
+          </m:rPr>
+          <m:t>+</m:t>
+        </m:r>
+        <m:r>
+          <m:t>a</m:t>
+        </m:r>
+        <m:r>
+          <m:t>c</m:t>
+        </m:r>
+      </m:oMath>
+      <w:r>
+        <w:t xml:space="preserve"> </w:t>
+      </w:r>
+      <w:r>
+        <w:t xml:space="preserve">for all</w:t>
+      </w:r>
+      <w:r>
+        <w:t xml:space="preserve"> </w:t>
+      </w:r>
+      <m:oMath>
+        <m:r>
+          <m:t>a</m:t>
+        </m:r>
+      </m:oMath>
+      <w:r>
+        <w:t xml:space="preserve">,</w:t>
+      </w:r>
+      <w:r>
+        <w:t xml:space="preserve"> </w:t>
+      </w:r>
+      <m:oMath>
+        <m:r>
+          <m:t>b</m:t>
+        </m:r>
+      </m:oMath>
+      <w:r>
+        <w:t xml:space="preserve"> </w:t>
+      </w:r>
+      <w:r>
+        <w:t xml:space="preserve">and</w:t>
+      </w:r>
+      <w:r>
+        <w:t xml:space="preserve"> </w:t>
+      </w:r>
+      <m:oMath>
+        <m:r>
+          <m:t>c</m:t>
+        </m:r>
+      </m:oMath>
+      <w:r>
+        <w:t xml:space="preserve">.</w:t>
+      </w:r>
+    </w:p>
+    <w:p>
+      <w:pPr>
+        <w:pStyle w:val="BlockText"/>
+        <w:numPr>
+          <w:ilvl w:val="0"/>
+          <w:numId w:val="1000"/>
+        </w:numPr>
+      </w:pPr>
+      <w:r>
+        <w:t xml:space="preserve">✅</w:t>
+      </w:r>
+      <w:r>
+        <w:t xml:space="preserve"> </w:t>
+      </w:r>
+      <w:r>
+        <w:rPr>
+          <w:b/>
+          <w:bCs/>
+        </w:rPr>
+        <w:t xml:space="preserve">Definition (right distributivity).</w:t>
+      </w:r>
+      <w:r>
+        <w:t xml:space="preserve"> </w:t>
+      </w:r>
+      <w:r>
+        <w:t xml:space="preserve">Multiplication</w:t>
+      </w:r>
+      <w:r>
+        <w:t xml:space="preserve"> </w:t>
+      </w:r>
+      <w:r>
+        <w:rPr>
+          <w:i/>
+          <w:iCs/>
+        </w:rPr>
+        <w:t xml:space="preserve">distributes over addition on the right</w:t>
+      </w:r>
+      <w:r>
+        <w:t xml:space="preserve"> </w:t>
+      </w:r>
+      <w:r>
+        <w:t xml:space="preserve">if</w:t>
+      </w:r>
+      <w:r>
+        <w:t xml:space="preserve"> </w:t>
+      </w:r>
+      <m:oMath>
+        <m:r>
+          <m:rPr>
+            <m:sty m:val="p"/>
+          </m:rPr>
+          <m:t>(</m:t>
+        </m:r>
+        <m:r>
+          <m:t>a</m:t>
+        </m:r>
+        <m:r>
+          <m:rPr>
+            <m:sty m:val="p"/>
+          </m:rPr>
+          <m:t>+</m:t>
+        </m:r>
+        <m:r>
+          <m:t>b</m:t>
+        </m:r>
+        <m:r>
+          <m:rPr>
+            <m:sty m:val="p"/>
+          </m:rPr>
+          <m:t>)</m:t>
+        </m:r>
+        <m:r>
+          <m:t>c</m:t>
+        </m:r>
+        <m:r>
+          <m:rPr>
+            <m:sty m:val="p"/>
+          </m:rPr>
+          <m:t>=</m:t>
+        </m:r>
+        <m:r>
+          <m:t>a</m:t>
+        </m:r>
+        <m:r>
+          <m:t>c</m:t>
+        </m:r>
+        <m:r>
+          <m:rPr>
+            <m:sty m:val="p"/>
+          </m:rPr>
+          <m:t>+</m:t>
+        </m:r>
+        <m:r>
+          <m:t>b</m:t>
+        </m:r>
+        <m:r>
+          <m:t>c</m:t>
+        </m:r>
+      </m:oMath>
+      <w:r>
+        <w:t xml:space="preserve"> </w:t>
+      </w:r>
+      <w:r>
+        <w:t xml:space="preserve">for all</w:t>
+      </w:r>
+      <w:r>
+        <w:t xml:space="preserve"> </w:t>
+      </w:r>
+      <m:oMath>
+        <m:r>
+          <m:t>a</m:t>
+        </m:r>
+      </m:oMath>
+      <w:r>
+        <w:t xml:space="preserve">,</w:t>
+      </w:r>
+      <w:r>
+        <w:t xml:space="preserve"> </w:t>
+      </w:r>
+      <m:oMath>
+        <m:r>
+          <m:t>b</m:t>
+        </m:r>
+      </m:oMath>
+      <w:r>
+        <w:t xml:space="preserve"> </w:t>
+      </w:r>
+      <w:r>
+        <w:t xml:space="preserve">and</w:t>
+      </w:r>
+      <w:r>
+        <w:t xml:space="preserve"> </w:t>
+      </w:r>
+      <m:oMath>
+        <m:r>
+          <m:t>c</m:t>
+        </m:r>
+      </m:oMath>
+      <w:r>
+        <w:t xml:space="preserve">.</w:t>
+      </w:r>
+    </w:p>
+    <w:p>
+      <w:pPr>
+        <w:numPr>
+          <w:ilvl w:val="0"/>
+          <w:numId w:val="1000"/>
+        </w:numPr>
+      </w:pPr>
+      <w:r>
+        <w:t xml:space="preserve">The first block cannot be linked to as</w:t>
+      </w:r>
+      <w:r>
+        <w:t xml:space="preserve"> </w:t>
+      </w:r>
+      <w:r>
+        <w:t xml:space="preserve">“left distributivity”</w:t>
+      </w:r>
+      <w:r>
+        <w:t xml:space="preserve"> </w:t>
+      </w:r>
+      <w:r>
+        <w:t xml:space="preserve">without also pointing at the other law,</w:t>
+      </w:r>
+      <w:r>
+        <w:t xml:space="preserve"> </w:t>
+      </w:r>
+      <w:r>
+        <w:t xml:space="preserve">and one example cannot illustrate both.</w:t>
+      </w:r>
+      <w:r>
+        <w:t xml:space="preserve"> </w:t>
+      </w:r>
+      <w:r>
+        <w:t xml:space="preserve">For numbers, right distributivity follows from left distributivity because multiplication commutes,</w:t>
+      </w:r>
+      <w:r>
+        <w:t xml:space="preserve"> </w:t>
+      </w:r>
+      <w:r>
+        <w:t xml:space="preserve">so one example checks both.</w:t>
+      </w:r>
+      <w:r>
+        <w:t xml:space="preserve"> </w:t>
+      </w:r>
+      <w:r>
+        <w:t xml:space="preserve">Matrix multiplication does not commute, so establishing one law does not establish the other,</w:t>
+      </w:r>
+      <w:r>
+        <w:t xml:space="preserve"> </w:t>
+      </w:r>
+      <w:r>
+        <w:t xml:space="preserve">and each needs its own example.</w:t>
+      </w:r>
+    </w:p>
+    <w:bookmarkEnd w:id="16"/>
     <w:p>
       <w:pPr>
         <w:numPr>
@@ -2700,6 +3522,39 @@
         <w:t xml:space="preserve"> </w:t>
       </w:r>
       <w:r>
+        <w:t xml:space="preserve">This covers the names other sources use, such as a textbook’s,</w:t>
+      </w:r>
+      <w:r>
+        <w:t xml:space="preserve"> </w:t>
+      </w:r>
+      <w:r>
+        <w:t xml:space="preserve">which belong in the title and in bold too,</w:t>
+      </w:r>
+      <w:r>
+        <w:t xml:space="preserve"> </w:t>
+      </w:r>
+      <w:r>
+        <w:t xml:space="preserve">as in</w:t>
+      </w:r>
+      <w:r>
+        <w:t xml:space="preserve"> </w:t>
+      </w:r>
+      <w:r>
+        <w:t xml:space="preserve">“Risk (expected loss, population risk, true risk,</w:t>
+      </w:r>
+      <w:r>
+        <w:t xml:space="preserve"> </w:t>
+      </w:r>
+      <w:r>
+        <w:t xml:space="preserve">generalization error, expected prediction error)”</w:t>
+      </w:r>
+      <w:r>
+        <w:t xml:space="preserve">.</w:t>
+      </w:r>
+      <w:r>
+        <w:t xml:space="preserve"> </w:t>
+      </w:r>
+      <w:r>
         <w:t xml:space="preserve">Say which one the document uses.</w:t>
       </w:r>
       <w:r>
@@ -2735,7 +3590,7 @@
       <w:r>
         <w:t xml:space="preserve"> </w:t>
       </w:r>
-      <w:hyperlink r:id="rId16">
+      <w:hyperlink r:id="rId17">
         <w:r>
           <w:rPr>
             <w:rStyle w:val="Hyperlink"/>
@@ -3594,8 +4449,603 @@
         <w:t xml:space="preserve">is one test set’s estimate of it.</w:t>
       </w:r>
     </w:p>
-    <w:bookmarkEnd w:id="17"/>
-    <w:bookmarkStart w:id="24" w:name="examples-of-term-definitions"/>
+    <w:p>
+      <w:pPr>
+        <w:numPr>
+          <w:ilvl w:val="0"/>
+          <w:numId w:val="1001"/>
+        </w:numPr>
+      </w:pPr>
+      <w:r>
+        <w:rPr>
+          <w:b/>
+          <w:bCs/>
+        </w:rPr>
+        <w:t xml:space="preserve">Name the target of every estimator and predictor:</w:t>
+      </w:r>
+      <w:r>
+        <w:t xml:space="preserve"> </w:t>
+      </w:r>
+      <w:r>
+        <w:t xml:space="preserve">Every estimator has one target estimand, and the definition says which.</w:t>
+      </w:r>
+      <w:r>
+        <w:t xml:space="preserve"> </w:t>
+      </w:r>
+      <w:r>
+        <w:t xml:space="preserve">A prediction is not an estimator of a mean.</w:t>
+      </w:r>
+      <w:r>
+        <w:t xml:space="preserve"> </w:t>
+      </w:r>
+      <w:r>
+        <w:t xml:space="preserve">Its estimand is the observed outcome value of a new data point,</w:t>
+      </w:r>
+      <w:r>
+        <w:t xml:space="preserve"> </w:t>
+      </w:r>
+      <w:r>
+        <w:t xml:space="preserve">not the population mean of that outcome.</w:t>
+      </w:r>
+      <w:r>
+        <w:t xml:space="preserve"> </w:t>
+      </w:r>
+      <w:r>
+        <w:t xml:space="preserve">For example, the fitted model at</w:t>
+      </w:r>
+      <w:r>
+        <w:t xml:space="preserve"> </w:t>
+      </w:r>
+      <m:oMath>
+        <m:r>
+          <m:t>x</m:t>
+        </m:r>
+      </m:oMath>
+      <w:r>
+        <w:t xml:space="preserve"> </w:t>
+      </w:r>
+      <w:r>
+        <w:t xml:space="preserve">is an estimator of the mean function value</w:t>
+      </w:r>
+      <w:r>
+        <w:t xml:space="preserve"> </w:t>
+      </w:r>
+      <m:oMath>
+        <m:r>
+          <m:t>μ</m:t>
+        </m:r>
+        <m:r>
+          <m:rPr>
+            <m:sty m:val="p"/>
+          </m:rPr>
+          <m:t>(</m:t>
+        </m:r>
+        <m:r>
+          <m:t>x</m:t>
+        </m:r>
+        <m:r>
+          <m:rPr>
+            <m:sty m:val="p"/>
+          </m:rPr>
+          <m:t>)</m:t>
+        </m:r>
+      </m:oMath>
+      <w:r>
+        <w:t xml:space="preserve">,</w:t>
+      </w:r>
+      <w:r>
+        <w:t xml:space="preserve"> </w:t>
+      </w:r>
+      <w:r>
+        <w:t xml:space="preserve">so its bias is measured against that mean,</w:t>
+      </w:r>
+      <w:r>
+        <w:t xml:space="preserve"> </w:t>
+      </w:r>
+      <w:r>
+        <w:t xml:space="preserve">while the prediction at</w:t>
+      </w:r>
+      <w:r>
+        <w:t xml:space="preserve"> </w:t>
+      </w:r>
+      <m:oMath>
+        <m:r>
+          <m:t>x</m:t>
+        </m:r>
+      </m:oMath>
+      <w:r>
+        <w:t xml:space="preserve"> </w:t>
+      </w:r>
+      <w:r>
+        <w:t xml:space="preserve">has the new outcome</w:t>
+      </w:r>
+      <w:r>
+        <w:t xml:space="preserve"> </w:t>
+      </w:r>
+      <m:oMath>
+        <m:sSub>
+          <m:e>
+            <m:r>
+              <m:t>Y</m:t>
+            </m:r>
+          </m:e>
+          <m:sub>
+            <m:r>
+              <m:rPr>
+                <m:sty m:val="p"/>
+              </m:rPr>
+              <m:t>*</m:t>
+            </m:r>
+          </m:sub>
+        </m:sSub>
+      </m:oMath>
+      <w:r>
+        <w:t xml:space="preserve"> </w:t>
+      </w:r>
+      <w:r>
+        <w:t xml:space="preserve">as its estimand,</w:t>
+      </w:r>
+      <w:r>
+        <w:t xml:space="preserve"> </w:t>
+      </w:r>
+      <w:r>
+        <w:t xml:space="preserve">so its prediction error is measured against</w:t>
+      </w:r>
+      <w:r>
+        <w:t xml:space="preserve"> </w:t>
+      </w:r>
+      <m:oMath>
+        <m:sSub>
+          <m:e>
+            <m:r>
+              <m:t>Y</m:t>
+            </m:r>
+          </m:e>
+          <m:sub>
+            <m:r>
+              <m:rPr>
+                <m:sty m:val="p"/>
+              </m:rPr>
+              <m:t>*</m:t>
+            </m:r>
+          </m:sub>
+        </m:sSub>
+      </m:oMath>
+      <w:r>
+        <w:t xml:space="preserve">.</w:t>
+      </w:r>
+      <w:r>
+        <w:t xml:space="preserve"> </w:t>
+      </w:r>
+      <w:r>
+        <w:t xml:space="preserve">Write</w:t>
+      </w:r>
+      <w:r>
+        <w:t xml:space="preserve"> </w:t>
+      </w:r>
+      <w:r>
+        <w:t xml:space="preserve">“the fitted model at</w:t>
+      </w:r>
+      <w:r>
+        <w:t xml:space="preserve"> </w:t>
+      </w:r>
+      <m:oMath>
+        <m:r>
+          <m:t>x</m:t>
+        </m:r>
+      </m:oMath>
+      <w:r>
+        <w:t xml:space="preserve"> </w:t>
+      </w:r>
+      <w:r>
+        <w:t xml:space="preserve">as an estimator of the mean function value”</w:t>
+      </w:r>
+      <w:r>
+        <w:t xml:space="preserve">,</w:t>
+      </w:r>
+      <w:r>
+        <w:t xml:space="preserve"> </w:t>
+      </w:r>
+      <w:r>
+        <w:t xml:space="preserve">or</w:t>
+      </w:r>
+      <w:r>
+        <w:t xml:space="preserve"> </w:t>
+      </w:r>
+      <w:r>
+        <w:t xml:space="preserve">“the prediction of the new outcome”</w:t>
+      </w:r>
+      <w:r>
+        <w:t xml:space="preserve">,</w:t>
+      </w:r>
+      <w:r>
+        <w:t xml:space="preserve"> </w:t>
+      </w:r>
+      <w:r>
+        <w:t xml:space="preserve">and never leave the target implicit.</w:t>
+      </w:r>
+    </w:p>
+    <w:p>
+      <w:pPr>
+        <w:numPr>
+          <w:ilvl w:val="0"/>
+          <w:numId w:val="1001"/>
+        </w:numPr>
+      </w:pPr>
+      <w:r>
+        <w:rPr>
+          <w:b/>
+          <w:bCs/>
+        </w:rPr>
+        <w:t xml:space="preserve">Qualify</w:t>
+      </w:r>
+      <w:r>
+        <w:rPr>
+          <w:b/>
+          <w:bCs/>
+        </w:rPr>
+        <w:t xml:space="preserve"> </w:t>
+      </w:r>
+      <w:r>
+        <w:rPr>
+          <w:b/>
+          <w:bCs/>
+        </w:rPr>
+        <w:t xml:space="preserve">“mean”</w:t>
+      </w:r>
+      <w:r>
+        <w:rPr>
+          <w:b/>
+          <w:bCs/>
+        </w:rPr>
+        <w:t xml:space="preserve">,</w:t>
+      </w:r>
+      <w:r>
+        <w:rPr>
+          <w:b/>
+          <w:bCs/>
+        </w:rPr>
+        <w:t xml:space="preserve"> </w:t>
+      </w:r>
+      <w:r>
+        <w:rPr>
+          <w:b/>
+          <w:bCs/>
+        </w:rPr>
+        <w:t xml:space="preserve">“average”</w:t>
+      </w:r>
+      <w:r>
+        <w:rPr>
+          <w:b/>
+          <w:bCs/>
+        </w:rPr>
+        <w:t xml:space="preserve"> </w:t>
+      </w:r>
+      <w:r>
+        <w:rPr>
+          <w:b/>
+          <w:bCs/>
+        </w:rPr>
+        <w:t xml:space="preserve">and their shorthands as population or sample:</w:t>
+      </w:r>
+      <w:r>
+        <w:t xml:space="preserve"> </w:t>
+      </w:r>
+      <w:r>
+        <w:t xml:space="preserve">A bare</w:t>
+      </w:r>
+      <w:r>
+        <w:t xml:space="preserve"> </w:t>
+      </w:r>
+      <w:r>
+        <w:t xml:space="preserve">“mean”</w:t>
+      </w:r>
+      <w:r>
+        <w:t xml:space="preserve"> </w:t>
+      </w:r>
+      <w:r>
+        <w:t xml:space="preserve">or</w:t>
+      </w:r>
+      <w:r>
+        <w:t xml:space="preserve"> </w:t>
+      </w:r>
+      <w:r>
+        <w:t xml:space="preserve">“average”</w:t>
+      </w:r>
+      <w:r>
+        <w:t xml:space="preserve"> </w:t>
+      </w:r>
+      <w:r>
+        <w:t xml:space="preserve">does not say whether it is a quantity of the population</w:t>
+      </w:r>
+      <w:r>
+        <w:t xml:space="preserve"> </w:t>
+      </w:r>
+      <w:r>
+        <w:t xml:space="preserve">or a value computed from one sample.</w:t>
+      </w:r>
+      <w:r>
+        <w:t xml:space="preserve"> </w:t>
+      </w:r>
+      <w:r>
+        <w:t xml:space="preserve">Write</w:t>
+      </w:r>
+      <w:r>
+        <w:t xml:space="preserve"> </w:t>
+      </w:r>
+      <w:r>
+        <w:t xml:space="preserve">“population mean”</w:t>
+      </w:r>
+      <w:r>
+        <w:t xml:space="preserve"> </w:t>
+      </w:r>
+      <w:r>
+        <w:t xml:space="preserve">for the expected value of a distribution,</w:t>
+      </w:r>
+      <w:r>
+        <w:t xml:space="preserve"> </w:t>
+      </w:r>
+      <w:r>
+        <w:t xml:space="preserve">and</w:t>
+      </w:r>
+      <w:r>
+        <w:t xml:space="preserve"> </w:t>
+      </w:r>
+      <w:r>
+        <w:t xml:space="preserve">“sample mean”</w:t>
+      </w:r>
+      <w:r>
+        <w:t xml:space="preserve"> </w:t>
+      </w:r>
+      <w:r>
+        <w:t xml:space="preserve">for the average of the observed values;</w:t>
+      </w:r>
+      <w:r>
+        <w:t xml:space="preserve"> </w:t>
+      </w:r>
+      <w:r>
+        <w:t xml:space="preserve">write</w:t>
+      </w:r>
+      <w:r>
+        <w:t xml:space="preserve"> </w:t>
+      </w:r>
+      <w:r>
+        <w:t xml:space="preserve">“population average”</w:t>
+      </w:r>
+      <w:r>
+        <w:t xml:space="preserve"> </w:t>
+      </w:r>
+      <w:r>
+        <w:t xml:space="preserve">and</w:t>
+      </w:r>
+      <w:r>
+        <w:t xml:space="preserve"> </w:t>
+      </w:r>
+      <w:r>
+        <w:t xml:space="preserve">“sample average”</w:t>
+      </w:r>
+      <w:r>
+        <w:t xml:space="preserve"> </w:t>
+      </w:r>
+      <w:r>
+        <w:t xml:space="preserve">in the same way.</w:t>
+      </w:r>
+      <w:r>
+        <w:t xml:space="preserve"> </w:t>
+      </w:r>
+      <w:r>
+        <w:t xml:space="preserve">Prefer</w:t>
+      </w:r>
+      <w:r>
+        <w:t xml:space="preserve"> </w:t>
+      </w:r>
+      <w:r>
+        <w:t xml:space="preserve">“mean”</w:t>
+      </w:r>
+      <w:r>
+        <w:t xml:space="preserve"> </w:t>
+      </w:r>
+      <w:r>
+        <w:t xml:space="preserve">with the qualifier to</w:t>
+      </w:r>
+      <w:r>
+        <w:t xml:space="preserve"> </w:t>
+      </w:r>
+      <w:r>
+        <w:t xml:space="preserve">“average”</w:t>
+      </w:r>
+      <w:r>
+        <w:t xml:space="preserve">.</w:t>
+      </w:r>
+      <w:r>
+        <w:t xml:space="preserve"> </w:t>
+      </w:r>
+      <w:r>
+        <w:t xml:space="preserve">The same holds for shorthands:</w:t>
+      </w:r>
+      <w:r>
+        <w:t xml:space="preserve"> </w:t>
+      </w:r>
+      <w:r>
+        <w:t xml:space="preserve">write pMSE and sMSE, pRMSE and sRMSE, and pMAE and sMAE,</w:t>
+      </w:r>
+      <w:r>
+        <w:t xml:space="preserve"> </w:t>
+      </w:r>
+      <w:r>
+        <w:t xml:space="preserve">with a leading p for the population version and s for the sample version,</w:t>
+      </w:r>
+      <w:r>
+        <w:t xml:space="preserve"> </w:t>
+      </w:r>
+      <w:r>
+        <w:t xml:space="preserve">and never a bare MSE, RMSE or MAE.</w:t>
+      </w:r>
+      <w:r>
+        <w:t xml:space="preserve"> </w:t>
+      </w:r>
+      <w:r>
+        <w:t xml:space="preserve">Spelled out, the same words apply:</w:t>
+      </w:r>
+      <w:r>
+        <w:t xml:space="preserve"> </w:t>
+      </w:r>
+      <w:r>
+        <w:t xml:space="preserve">“population mean squared error”</w:t>
+      </w:r>
+      <w:r>
+        <w:t xml:space="preserve">,</w:t>
+      </w:r>
+      <w:r>
+        <w:t xml:space="preserve"> </w:t>
+      </w:r>
+      <w:r>
+        <w:t xml:space="preserve">“sample root mean squared error”</w:t>
+      </w:r>
+      <w:r>
+        <w:t xml:space="preserve">,</w:t>
+      </w:r>
+      <w:r>
+        <w:t xml:space="preserve"> </w:t>
+      </w:r>
+      <w:r>
+        <w:t xml:space="preserve">“population mean absolute error”</w:t>
+      </w:r>
+      <w:r>
+        <w:t xml:space="preserve">.</w:t>
+      </w:r>
+      <w:r>
+        <w:t xml:space="preserve"> </w:t>
+      </w:r>
+      <w:r>
+        <w:t xml:space="preserve">Define each shorthand once, at first use, as</w:t>
+      </w:r>
+      <w:r>
+        <w:t xml:space="preserve"> </w:t>
+      </w:r>
+      <w:r>
+        <w:t xml:space="preserve">“population mean squared error (pMSE)”</w:t>
+      </w:r>
+      <w:r>
+        <w:t xml:space="preserve">.</w:t>
+      </w:r>
+      <w:r>
+        <w:t xml:space="preserve"> </w:t>
+      </w:r>
+      <w:r>
+        <w:t xml:space="preserve">A term that already says which, such as</w:t>
+      </w:r>
+      <w:r>
+        <w:t xml:space="preserve"> </w:t>
+      </w:r>
+      <w:r>
+        <w:t xml:space="preserve">“mean function”</w:t>
+      </w:r>
+      <w:r>
+        <w:t xml:space="preserve"> </w:t>
+      </w:r>
+      <w:r>
+        <w:t xml:space="preserve">or</w:t>
+      </w:r>
+      <w:r>
+        <w:t xml:space="preserve"> </w:t>
+      </w:r>
+      <w:r>
+        <w:t xml:space="preserve">“running mean”</w:t>
+      </w:r>
+      <w:r>
+        <w:t xml:space="preserve">, needs no extra word,</w:t>
+      </w:r>
+      <w:r>
+        <w:t xml:space="preserve"> </w:t>
+      </w:r>
+      <w:r>
+        <w:t xml:space="preserve">and neither does expected value notation such as</w:t>
+      </w:r>
+      <w:r>
+        <w:t xml:space="preserve"> </w:t>
+      </w:r>
+      <m:oMath>
+        <m:r>
+          <m:rPr>
+            <m:sty m:val="p"/>
+          </m:rPr>
+          <m:t>E</m:t>
+        </m:r>
+        <m:r>
+          <m:t>​</m:t>
+        </m:r>
+        <m:d>
+          <m:dPr>
+            <m:begChr m:val="["/>
+            <m:sepChr m:val=""/>
+            <m:endChr m:val="]"/>
+            <m:grow/>
+          </m:dPr>
+          <m:e>
+            <m:r>
+              <m:t>Y</m:t>
+            </m:r>
+          </m:e>
+        </m:d>
+        <m:r>
+          <m:t>​</m:t>
+        </m:r>
+      </m:oMath>
+      <w:r>
+        <w:t xml:space="preserve">.</w:t>
+      </w:r>
+      <w:r>
+        <w:t xml:space="preserve"> </w:t>
+      </w:r>
+      <w:r>
+        <w:t xml:space="preserve">For example, write</w:t>
+      </w:r>
+      <w:r>
+        <w:t xml:space="preserve"> </w:t>
+      </w:r>
+      <w:r>
+        <w:t xml:space="preserve">“the sample mean of the training outcomes estimates the population mean of the outcome”</w:t>
+      </w:r>
+      <w:r>
+        <w:t xml:space="preserve">,</w:t>
+      </w:r>
+      <w:r>
+        <w:t xml:space="preserve"> </w:t>
+      </w:r>
+      <w:r>
+        <w:t xml:space="preserve">not</w:t>
+      </w:r>
+      <w:r>
+        <w:t xml:space="preserve"> </w:t>
+      </w:r>
+      <w:r>
+        <w:t xml:space="preserve">“the mean estimates the mean”</w:t>
+      </w:r>
+      <w:r>
+        <w:t xml:space="preserve">.</w:t>
+      </w:r>
+      <w:r>
+        <w:t xml:space="preserve"> </w:t>
+      </w:r>
+      <w:r>
+        <w:t xml:space="preserve">Drop the qualifier only when it is completely clear from context,</w:t>
+      </w:r>
+      <w:r>
+        <w:t xml:space="preserve"> </w:t>
+      </w:r>
+      <w:r>
+        <w:t xml:space="preserve">such as inside a definition that has just said which one it concerns.</w:t>
+      </w:r>
+      <w:r>
+        <w:t xml:space="preserve"> </w:t>
+      </w:r>
+      <w:r>
+        <w:t xml:space="preserve">When in doubt, keep it.</w:t>
+      </w:r>
+    </w:p>
+    <w:bookmarkEnd w:id="18"/>
+    <w:bookmarkStart w:id="25" w:name="examples-of-term-definitions"/>
     <w:p>
       <w:pPr>
         <w:pStyle w:val="Heading2"/>
@@ -3612,7 +5062,7 @@
         <w:t xml:space="preserve">Here are examples of well-defined terms:</w:t>
       </w:r>
     </w:p>
-    <w:bookmarkStart w:id="18" w:name="def-confidence-interval"/>
+    <w:bookmarkStart w:id="19" w:name="def-confidence-interval"/>
     <w:p>
       <w:pPr>
         <w:pStyle w:val="BodyText"/>
@@ -3849,8 +5299,8 @@
         </m:oMath>
       </m:oMathPara>
     </w:p>
-    <w:bookmarkEnd w:id="18"/>
-    <w:bookmarkStart w:id="19" w:name="exm-confidence-interval"/>
+    <w:bookmarkEnd w:id="19"/>
+    <w:bookmarkStart w:id="20" w:name="exm-confidence-interval"/>
     <w:p>
       <w:pPr>
         <w:pStyle w:val="FirstParagraph"/>
@@ -3860,7 +5310,7 @@
           <w:b/>
           <w:bCs/>
         </w:rPr>
-        <w:t xml:space="preserve">Example 5 (A confidence interval for mean height)</w:t>
+        <w:t xml:space="preserve">Example 6 (A confidence interval for mean height)</w:t>
       </w:r>
       <w:r>
         <w:t xml:space="preserve"> </w:t>
@@ -3892,8 +5342,8 @@
         <w:t xml:space="preserve">we are 95% confident that the true population mean height falls within this range.</w:t>
       </w:r>
     </w:p>
-    <w:bookmarkEnd w:id="19"/>
-    <w:bookmarkStart w:id="20" w:name="exm-not-confidence-interval"/>
+    <w:bookmarkEnd w:id="20"/>
+    <w:bookmarkStart w:id="21" w:name="exm-not-confidence-interval"/>
     <w:p>
       <w:pPr>
         <w:pStyle w:val="BodyText"/>
@@ -3903,7 +5353,7 @@
           <w:b/>
           <w:bCs/>
         </w:rPr>
-        <w:t xml:space="preserve">Example 6 (A range that is not a confidence interval for the mean)</w:t>
+        <w:t xml:space="preserve">Example 7 (A range that is not a confidence interval for the mean)</w:t>
       </w:r>
       <w:r>
         <w:t xml:space="preserve"> </w:t>
@@ -3953,8 +5403,8 @@
         <w:t xml:space="preserve">and it does not shrink as the sample grows.</w:t>
       </w:r>
     </w:p>
-    <w:bookmarkEnd w:id="20"/>
-    <w:bookmarkStart w:id="21" w:name="def-active-voice"/>
+    <w:bookmarkEnd w:id="21"/>
+    <w:bookmarkStart w:id="22" w:name="def-active-voice"/>
     <w:p>
       <w:pPr>
         <w:pStyle w:val="BodyText"/>
@@ -3983,8 +5433,8 @@
         <w:t xml:space="preserve">is a sentence structure where the subject performs the action expressed by the verb.</w:t>
       </w:r>
     </w:p>
-    <w:bookmarkEnd w:id="21"/>
-    <w:bookmarkStart w:id="22" w:name="exm-active-voice"/>
+    <w:bookmarkEnd w:id="22"/>
+    <w:bookmarkStart w:id="23" w:name="exm-active-voice"/>
     <w:p>
       <w:pPr>
         <w:pStyle w:val="BodyText"/>
@@ -3994,7 +5444,7 @@
           <w:b/>
           <w:bCs/>
         </w:rPr>
-        <w:t xml:space="preserve">Example 7 (A sentence in active voice)</w:t>
+        <w:t xml:space="preserve">Example 8 (A sentence in active voice)</w:t>
       </w:r>
       <w:r>
         <w:t xml:space="preserve"> </w:t>
@@ -4044,8 +5494,8 @@
         <w:t xml:space="preserve">.</w:t>
       </w:r>
     </w:p>
-    <w:bookmarkEnd w:id="22"/>
-    <w:bookmarkStart w:id="23" w:name="exm-passive-voice"/>
+    <w:bookmarkEnd w:id="23"/>
+    <w:bookmarkStart w:id="24" w:name="exm-passive-voice"/>
     <w:p>
       <w:pPr>
         <w:pStyle w:val="BodyText"/>
@@ -4055,7 +5505,7 @@
           <w:b/>
           <w:bCs/>
         </w:rPr>
-        <w:t xml:space="preserve">Example 8 (A sentence that is not in active voice)</w:t>
+        <w:t xml:space="preserve">Example 9 (A sentence that is not in active voice)</w:t>
       </w:r>
       <w:r>
         <w:t xml:space="preserve"> </w:t>
@@ -4108,9 +5558,9 @@
         <w:t xml:space="preserve">so the sentence is in passive voice.</w:t>
       </w:r>
     </w:p>
-    <w:bookmarkEnd w:id="23"/>
     <w:bookmarkEnd w:id="24"/>
-    <w:bookmarkStart w:id="29" w:name="order-general-definition-then-examples"/>
+    <w:bookmarkEnd w:id="25"/>
+    <w:bookmarkStart w:id="30" w:name="order-general-definition-then-examples"/>
     <w:p>
       <w:pPr>
         <w:pStyle w:val="Heading2"/>
@@ -4163,7 +5613,7 @@
         <w:t xml:space="preserve">would give these blocks, in this order:</w:t>
       </w:r>
     </w:p>
-    <w:bookmarkStart w:id="25" w:name="def-rss"/>
+    <w:bookmarkStart w:id="26" w:name="def-rss"/>
     <w:p>
       <w:pPr>
         <w:pStyle w:val="BodyText"/>
@@ -4281,8 +5731,8 @@
         </m:oMath>
       </m:oMathPara>
     </w:p>
-    <w:bookmarkEnd w:id="25"/>
-    <w:bookmarkStart w:id="26" w:name="exm-rss-line"/>
+    <w:bookmarkEnd w:id="26"/>
+    <w:bookmarkStart w:id="27" w:name="exm-rss-line"/>
     <w:p>
       <w:pPr>
         <w:pStyle w:val="FirstParagraph"/>
@@ -4292,7 +5742,7 @@
           <w:b/>
           <w:bCs/>
         </w:rPr>
-        <w:t xml:space="preserve">Example 9 (Residual sum of squares of a straight line)</w:t>
+        <w:t xml:space="preserve">Example 10 (Residual sum of squares of a straight line)</w:t>
       </w:r>
       <w:r>
         <w:t xml:space="preserve"> </w:t>
@@ -4614,8 +6064,8 @@
         </m:oMath>
       </m:oMathPara>
     </w:p>
-    <w:bookmarkEnd w:id="26"/>
-    <w:bookmarkStart w:id="27" w:name="exm-rss-three-points"/>
+    <w:bookmarkEnd w:id="27"/>
+    <w:bookmarkStart w:id="28" w:name="exm-rss-three-points"/>
     <w:p>
       <w:pPr>
         <w:pStyle w:val="FirstParagraph"/>
@@ -4625,7 +6075,7 @@
           <w:b/>
           <w:bCs/>
         </w:rPr>
-        <w:t xml:space="preserve">Example 10 (Residual sum of squares of a line through three points)</w:t>
+        <w:t xml:space="preserve">Example 11 (Residual sum of squares of a line through three points)</w:t>
       </w:r>
       <w:r>
         <w:t xml:space="preserve"> </w:t>
@@ -4801,7 +6251,7 @@
           <w:rPr>
             <w:rStyle w:val="Hyperlink"/>
           </w:rPr>
-          <w:t xml:space="preserve">Example 9</w:t>
+          <w:t xml:space="preserve">Example 10</w:t>
         </w:r>
       </w:hyperlink>
       <w:r>
@@ -4904,8 +6354,8 @@
         <w:t xml:space="preserve">.</w:t>
       </w:r>
     </w:p>
-    <w:bookmarkEnd w:id="27"/>
-    <w:bookmarkStart w:id="28" w:name="exm-not-rss"/>
+    <w:bookmarkEnd w:id="28"/>
+    <w:bookmarkStart w:id="29" w:name="exm-not-rss"/>
     <w:p>
       <w:pPr>
         <w:pStyle w:val="BodyText"/>
@@ -4915,7 +6365,7 @@
           <w:b/>
           <w:bCs/>
         </w:rPr>
-        <w:t xml:space="preserve">Example 11 (A sum of squares that is not a residual sum of squares)</w:t>
+        <w:t xml:space="preserve">Example 12 (A sum of squares that is not a residual sum of squares)</w:t>
       </w:r>
       <w:r>
         <w:t xml:space="preserve"> </w:t>
@@ -5029,7 +6479,7 @@
           <w:rPr>
             <w:rStyle w:val="Hyperlink"/>
           </w:rPr>
-          <w:t xml:space="preserve">Example 10</w:t>
+          <w:t xml:space="preserve">Example 11</w:t>
         </w:r>
       </w:hyperlink>
       <w:r>
@@ -5048,7 +6498,7 @@
         <w:t xml:space="preserve">rather than around the line’s fitted values.</w:t>
       </w:r>
     </w:p>
-    <w:bookmarkEnd w:id="28"/>
+    <w:bookmarkEnd w:id="29"/>
     <w:p>
       <w:pPr>
         <w:pStyle w:val="BodyText"/>
@@ -5087,8 +6537,8 @@
         <w:t xml:space="preserve">once the reader knows what the definition covers.</w:t>
       </w:r>
     </w:p>
-    <w:bookmarkEnd w:id="29"/>
-    <w:bookmarkStart w:id="30" w:name="why-examples-matter"/>
+    <w:bookmarkEnd w:id="30"/>
+    <w:bookmarkStart w:id="31" w:name="why-examples-matter"/>
     <w:p>
       <w:pPr>
         <w:pStyle w:val="Heading2"/>
@@ -5240,8 +6690,8 @@
         <w:t xml:space="preserve">which is where readers most often misapply it.</w:t>
       </w:r>
     </w:p>
-    <w:bookmarkEnd w:id="30"/>
-    <w:bookmarkStart w:id="31" w:name="common-pitfalls-to-avoid"/>
+    <w:bookmarkEnd w:id="31"/>
+    <w:bookmarkStart w:id="32" w:name="common-pitfalls-to-avoid"/>
     <w:p>
       <w:pPr>
         <w:pStyle w:val="Heading2"/>
@@ -5323,6 +6773,65 @@
       <w:pPr>
         <w:numPr>
           <w:ilvl w:val="0"/>
+          <w:numId w:val="1000"/>
+        </w:numPr>
+      </w:pPr>
+      <w:r>
+        <w:t xml:space="preserve">Qualifying the term does not make the definition less circular.</w:t>
+      </w:r>
+      <w:r>
+        <w:t xml:space="preserve"> </w:t>
+      </w:r>
+      <w:r>
+        <w:t xml:space="preserve">“A new observation relative to a training set</w:t>
+      </w:r>
+      <w:r>
+        <w:t xml:space="preserve"> </w:t>
+      </w:r>
+      <w:r>
+        <w:t xml:space="preserve">is a new observation when …”</w:t>
+      </w:r>
+      <w:r>
+        <w:t xml:space="preserve"> </w:t>
+      </w:r>
+      <w:r>
+        <w:t xml:space="preserve">still uses the term in its own definition.</w:t>
+      </w:r>
+      <w:r>
+        <w:t xml:space="preserve"> </w:t>
+      </w:r>
+      <w:r>
+        <w:t xml:space="preserve">Define it directly instead:</w:t>
+      </w:r>
+      <w:r>
+        <w:t xml:space="preserve"> </w:t>
+      </w:r>
+      <w:r>
+        <w:t xml:space="preserve">“A new observation relative to a training set</w:t>
+      </w:r>
+      <w:r>
+        <w:t xml:space="preserve"> </w:t>
+      </w:r>
+      <w:r>
+        <w:t xml:space="preserve">is a covariate value and an outcome</w:t>
+      </w:r>
+      <w:r>
+        <w:t xml:space="preserve"> </w:t>
+      </w:r>
+      <w:r>
+        <w:t xml:space="preserve">drawn from the same population as the training observations</w:t>
+      </w:r>
+      <w:r>
+        <w:t xml:space="preserve"> </w:t>
+      </w:r>
+      <w:r>
+        <w:t xml:space="preserve">and independent of them.”</w:t>
+      </w:r>
+    </w:p>
+    <w:p>
+      <w:pPr>
+        <w:numPr>
+          <w:ilvl w:val="0"/>
           <w:numId w:val="1003"/>
         </w:numPr>
       </w:pPr>
@@ -5436,8 +6945,8 @@
         <w:t xml:space="preserve">of the definition they are meant to demonstrate.</w:t>
       </w:r>
     </w:p>
-    <w:bookmarkEnd w:id="31"/>
-    <w:bookmarkStart w:id="39" w:name="mathematical-statements-require-examples"/>
+    <w:bookmarkEnd w:id="32"/>
+    <w:bookmarkStart w:id="40" w:name="mathematical-statements-require-examples"/>
     <w:p>
       <w:pPr>
         <w:pStyle w:val="Heading2"/>
@@ -5490,7 +6999,7 @@
         <w:t xml:space="preserve">when readers can see concrete instances.</w:t>
       </w:r>
     </w:p>
-    <w:bookmarkStart w:id="33" w:name="using-theorem-environments-in-quarto"/>
+    <w:bookmarkStart w:id="34" w:name="using-theorem-environments-in-quarto"/>
     <w:p>
       <w:pPr>
         <w:pStyle w:val="Heading3"/>
@@ -5783,7 +7292,7 @@
       <w:r>
         <w:t xml:space="preserve"> </w:t>
       </w:r>
-      <w:hyperlink r:id="rId32">
+      <w:hyperlink r:id="rId33">
         <w:r>
           <w:rPr>
             <w:rStyle w:val="Hyperlink"/>
@@ -5910,8 +7419,8 @@
         <w:t xml:space="preserve">.</w:t>
       </w:r>
     </w:p>
-    <w:bookmarkEnd w:id="33"/>
-    <w:bookmarkStart w:id="38" w:name="example-pythagorean-theorem"/>
+    <w:bookmarkEnd w:id="34"/>
+    <w:bookmarkStart w:id="39" w:name="example-pythagorean-theorem"/>
     <w:p>
       <w:pPr>
         <w:pStyle w:val="Heading3"/>
@@ -5920,7 +7429,7 @@
         <w:t xml:space="preserve">6.2 Example: Pythagorean theorem</w:t>
       </w:r>
     </w:p>
-    <w:bookmarkStart w:id="34" w:name="thm-pythagoras"/>
+    <w:bookmarkStart w:id="35" w:name="thm-pythagoras"/>
     <w:p>
       <w:pPr>
         <w:pStyle w:val="FirstParagraph"/>
@@ -6011,8 +7520,8 @@
         </m:oMath>
       </m:oMathPara>
     </w:p>
-    <w:bookmarkEnd w:id="34"/>
-    <w:bookmarkStart w:id="35" w:name="exm-pythagoras"/>
+    <w:bookmarkEnd w:id="35"/>
+    <w:bookmarkStart w:id="36" w:name="exm-pythagoras"/>
     <w:p>
       <w:pPr>
         <w:pStyle w:val="FirstParagraph"/>
@@ -6022,7 +7531,7 @@
           <w:b/>
           <w:bCs/>
         </w:rPr>
-        <w:t xml:space="preserve">Example 12 (Pythagorean theorem example)</w:t>
+        <w:t xml:space="preserve">Example 13 (Pythagorean theorem example)</w:t>
       </w:r>
       <w:r>
         <w:t xml:space="preserve"> </w:t>
@@ -6141,8 +7650,8 @@
         </m:oMath>
       </m:oMathPara>
     </w:p>
-    <w:bookmarkEnd w:id="35"/>
-    <w:bookmarkStart w:id="36" w:name="def-postulate"/>
+    <w:bookmarkEnd w:id="36"/>
+    <w:bookmarkStart w:id="37" w:name="def-postulate"/>
     <w:p>
       <w:pPr>
         <w:pStyle w:val="FirstParagraph"/>
@@ -6196,8 +7705,8 @@
         <w:t xml:space="preserve">serving as a starting point for further reasoning.</w:t>
       </w:r>
     </w:p>
-    <w:bookmarkEnd w:id="36"/>
-    <w:bookmarkStart w:id="37" w:name="exm-parallel-postulate"/>
+    <w:bookmarkEnd w:id="37"/>
+    <w:bookmarkStart w:id="38" w:name="exm-parallel-postulate"/>
     <w:p>
       <w:pPr>
         <w:pStyle w:val="BodyText"/>
@@ -6207,7 +7716,7 @@
           <w:b/>
           <w:bCs/>
         </w:rPr>
-        <w:t xml:space="preserve">Example 13 (Euclid’s parallel postulate)</w:t>
+        <w:t xml:space="preserve">Example 14 (Euclid’s parallel postulate)</w:t>
       </w:r>
       <w:r>
         <w:t xml:space="preserve"> </w:t>
@@ -6300,10 +7809,10 @@
         <w:t xml:space="preserve">.</w:t>
       </w:r>
     </w:p>
-    <w:bookmarkEnd w:id="37"/>
     <w:bookmarkEnd w:id="38"/>
     <w:bookmarkEnd w:id="39"/>
-    <w:bookmarkStart w:id="47" w:name="Xe6c88c177e563d1f046037569009a36fd08f4bd"/>
+    <w:bookmarkEnd w:id="40"/>
+    <w:bookmarkStart w:id="48" w:name="Xe6c88c177e563d1f046037569009a36fd08f4bd"/>
     <w:p>
       <w:pPr>
         <w:pStyle w:val="Heading2"/>
@@ -6566,7 +8075,7 @@
       <w:r>
         <w:t xml:space="preserve"> </w:t>
       </w:r>
-      <w:hyperlink r:id="rId40">
+      <w:hyperlink r:id="rId41">
         <w:r>
           <w:rPr>
             <w:rStyle w:val="Hyperlink"/>
@@ -6817,7 +8326,7 @@
         <w:t xml:space="preserve">is an ordinary step, not the pattern to avoid.</w:t>
       </w:r>
     </w:p>
-    <w:bookmarkStart w:id="41" w:name="def-sample-mean"/>
+    <w:bookmarkStart w:id="42" w:name="def-sample-mean"/>
     <w:p>
       <w:pPr>
         <w:pStyle w:val="FirstParagraph"/>
@@ -7002,8 +8511,8 @@
         </m:oMath>
       </m:oMathPara>
     </w:p>
-    <w:bookmarkEnd w:id="41"/>
-    <w:bookmarkStart w:id="42" w:name="exr-sum-deviations"/>
+    <w:bookmarkEnd w:id="42"/>
+    <w:bookmarkStart w:id="43" w:name="exr-sum-deviations"/>
     <w:p>
       <w:pPr>
         <w:pStyle w:val="FirstParagraph"/>
@@ -7158,8 +8667,8 @@
         <w:t xml:space="preserve">).</w:t>
       </w:r>
     </w:p>
-    <w:bookmarkEnd w:id="42"/>
-    <w:bookmarkStart w:id="43" w:name="sol-sum-deviations"/>
+    <w:bookmarkEnd w:id="43"/>
+    <w:bookmarkStart w:id="44" w:name="sol-sum-deviations"/>
     <w:p>
       <w:pPr>
         <w:pStyle w:val="BodyText"/>
@@ -7610,8 +9119,8 @@
         </m:oMath>
       </m:oMathPara>
     </w:p>
-    <w:bookmarkEnd w:id="43"/>
-    <w:bookmarkStart w:id="44" w:name="thm-sum-deviations"/>
+    <w:bookmarkEnd w:id="44"/>
+    <w:bookmarkStart w:id="45" w:name="thm-sum-deviations"/>
     <w:p>
       <w:pPr>
         <w:pStyle w:val="FirstParagraph"/>
@@ -7817,7 +9326,7 @@
         </m:oMath>
       </m:oMathPara>
     </w:p>
-    <w:bookmarkEnd w:id="44"/>
+    <w:bookmarkEnd w:id="45"/>
     <w:p>
       <w:pPr>
         <w:pStyle w:val="FirstParagraph"/>
@@ -7847,7 +9356,7 @@
         <w:t xml:space="preserve">derives this result.</w:t>
       </w:r>
     </w:p>
-    <w:bookmarkStart w:id="45" w:name="exm-derivation-direction"/>
+    <w:bookmarkStart w:id="46" w:name="exm-derivation-direction"/>
     <w:p>
       <w:pPr>
         <w:pStyle w:val="BodyText"/>
@@ -7857,7 +9366,7 @@
           <w:b/>
           <w:bCs/>
         </w:rPr>
-        <w:t xml:space="preserve">Example 14 (Deriving an equality from the side that simplifies)</w:t>
+        <w:t xml:space="preserve">Example 15 (Deriving an equality from the side that simplifies)</w:t>
       </w:r>
       <w:r>
         <w:t xml:space="preserve"> </w:t>
@@ -8911,7 +10420,7 @@
       <w:r>
         <w:t xml:space="preserve"> </w:t>
       </w:r>
-      <w:hyperlink r:id="rId40">
+      <w:hyperlink r:id="rId41">
         <w:r>
           <w:rPr>
             <w:rStyle w:val="Hyperlink"/>
@@ -8923,8 +10432,8 @@
         <w:t xml:space="preserve">).</w:t>
       </w:r>
     </w:p>
-    <w:bookmarkEnd w:id="45"/>
-    <w:bookmarkStart w:id="46" w:name="exm-one-result-per-theorem"/>
+    <w:bookmarkEnd w:id="46"/>
+    <w:bookmarkStart w:id="47" w:name="exm-one-result-per-theorem"/>
     <w:p>
       <w:pPr>
         <w:pStyle w:val="BodyText"/>
@@ -8934,7 +10443,7 @@
           <w:b/>
           <w:bCs/>
         </w:rPr>
-        <w:t xml:space="preserve">Example 15 (Splitting a theorem that states two results)</w:t>
+        <w:t xml:space="preserve">Example 16 (Splitting a theorem that states two results)</w:t>
       </w:r>
       <w:r>
         <w:t xml:space="preserve"> </w:t>
@@ -9408,8 +10917,8 @@
         <w:t xml:space="preserve">and a later step that uses only the first can cite only the first.</w:t>
       </w:r>
     </w:p>
-    <w:bookmarkEnd w:id="46"/>
     <w:bookmarkEnd w:id="47"/>
+    <w:bookmarkEnd w:id="48"/>
     <w:sectPr>
       <w:footnotePr>
         <w:numRestart w:val="eachSect"/>
